--- a/DFT_paper_revision/SUBMISSION_PACKAGE/06_Supporting_Information.docx
+++ b/DFT_paper_revision/SUBMISSION_PACKAGE/06_Supporting_Information.docx
@@ -39,41 +39,7 @@
     </w:p>
     <w:p>
       <w:pPr>
-        <w:pStyle w:val="BlockText"/>
-      </w:pPr>
-      <w:r>
-        <w:rPr>
-          <w:bCs/>
-          <w:b/>
-        </w:rPr>
-        <w:t xml:space="preserve">Revision note (v4; delete before submission).</w:t>
-      </w:r>
-      <w:r>
-        <w:t xml:space="preserve"> </w:t>
-      </w:r>
-      <w:r>
-        <w:t xml:space="preserve">Section numbering, table numbering and figure numbering follow the v4 main text. Items marked</w:t>
-      </w:r>
-      <w:r>
-        <w:t xml:space="preserve"> </w:t>
-      </w:r>
-      <w:r>
-        <w:rPr>
-          <w:bCs/>
-          <w:b/>
-        </w:rPr>
-        <w:t xml:space="preserve">[AUTHOR ACTION]</w:t>
-      </w:r>
-      <w:r>
-        <w:t xml:space="preserve"> </w:t>
-      </w:r>
-      <w:r>
-        <w:t xml:space="preserve">need data that only the authors can extract from the calculation records. Tables S9 and S10 are new and are the single traceable account of what was calculated that the audit asked for.</w:t>
-      </w:r>
-    </w:p>
-    <w:p>
-      <w:pPr>
-        <w:pStyle w:val="FirstParagraph"/>
+        <w:pStyle w:val="BodyText"/>
       </w:pPr>
       <w:r>
         <w:rPr>

--- a/DFT_paper_revision/SUBMISSION_PACKAGE/06_Supporting_Information.docx
+++ b/DFT_paper_revision/SUBMISSION_PACKAGE/06_Supporting_Information.docx
@@ -2,7 +2,7 @@
 <file path=word/document.xml><?xml version="1.0" encoding="utf-8"?>
 <w:document xmlns:w="http://schemas.openxmlformats.org/wordprocessingml/2006/main" xmlns:m="http://schemas.openxmlformats.org/officeDocument/2006/math" xmlns:r="http://schemas.openxmlformats.org/officeDocument/2006/relationships" xmlns:o="urn:schemas-microsoft-com:office:office" xmlns:v="urn:schemas-microsoft-com:vml" xmlns:w10="urn:schemas-microsoft-com:office:word" xmlns:a="http://schemas.openxmlformats.org/drawingml/2006/main" xmlns:pic="http://schemas.openxmlformats.org/drawingml/2006/picture" xmlns:wp="http://schemas.openxmlformats.org/drawingml/2006/wordprocessingDrawing">
   <w:body>
-    <w:bookmarkStart w:id="41" w:name="supporting-information"/>
+    <w:bookmarkStart w:id="37" w:name="supporting-information"/>
     <w:p>
       <w:pPr>
         <w:pStyle w:val="Heading1"/>
@@ -11,7 +11,7 @@
         <w:t xml:space="preserve">Supporting Information</w:t>
       </w:r>
     </w:p>
-    <w:bookmarkStart w:id="40" w:name="Xcd3fa84157bc61bf613925a6c2f212a17c4e56b"/>
+    <w:bookmarkStart w:id="36" w:name="Xcd3fa84157bc61bf613925a6c2f212a17c4e56b"/>
     <w:p>
       <w:pPr>
         <w:pStyle w:val="Heading2"/>
@@ -76,7 +76,7 @@
         <w:t xml:space="preserve"> </w:t>
       </w:r>
       <w:r>
-        <w:t xml:space="preserve">sites · S7 Hybrid, dual-U and dispersion calculations · S8 Methods details, structural data and file inventory · S9 Full-precision energy ledger · S10 Run settings and manifest · S11 Force-convergence trajectories</w:t>
+        <w:t xml:space="preserve">sites · S7 Hybrid, dual-U and dispersion calculations · S8 Methods details, structural data and file inventory · S9 Full-precision energy ledger · S10 Run settings and manifest</w:t>
       </w:r>
     </w:p>
     <w:bookmarkStart w:id="20" w:name="X49ea14112a47d5e8a192bc43fc63a1c9ebf155f"/>
@@ -198,59 +198,7 @@
         <w:t xml:space="preserve"> </w:t>
       </w:r>
       <w:r>
-        <w:t xml:space="preserve">cell occupy conduction-band states, its −TS term need not be negligible at 0.01 Ry.</w:t>
-      </w:r>
-      <w:r>
-        <w:t xml:space="preserve"> </w:t>
-      </w:r>
-      <w:r>
-        <w:rPr>
-          <w:bCs/>
-          <w:b/>
-        </w:rPr>
-        <w:t xml:space="preserve">[AUTHOR ACTION: confirm degauss of the production relaxations from their inputs, and report the</w:t>
-      </w:r>
-      <w:r>
-        <w:rPr>
-          <w:bCs/>
-          <w:b/>
-        </w:rPr>
-        <w:t xml:space="preserve"> </w:t>
-      </w:r>
-      <w:r>
-        <w:rPr>
-          <w:bCs/>
-          <w:b/>
-        </w:rPr>
-        <w:t xml:space="preserve">“</w:t>
-      </w:r>
-      <w:r>
-        <w:rPr>
-          <w:bCs/>
-          <w:b/>
-        </w:rPr>
-        <w:t xml:space="preserve">smearing contrib. (−TS)</w:t>
-      </w:r>
-      <w:r>
-        <w:rPr>
-          <w:bCs/>
-          <w:b/>
-        </w:rPr>
-        <w:t xml:space="preserve">”</w:t>
-      </w:r>
-      <w:r>
-        <w:rPr>
-          <w:bCs/>
-          <w:b/>
-        </w:rPr>
-        <w:t xml:space="preserve"> </w:t>
-      </w:r>
-      <w:r>
-        <w:rPr>
-          <w:bCs/>
-          <w:b/>
-        </w:rPr>
-        <w:t xml:space="preserve">line of runs 1 and 2 (Table S9).]</w:t>
+        <w:t xml:space="preserve">cell occupy conduction-band states, its −TS term need not be negligible at 0.01 Ry. The −TS terms of runs 1 and 2 were not extracted from the outputs.</w:t>
       </w:r>
     </w:p>
     <w:bookmarkEnd w:id="20"/>
@@ -3305,16 +3253,6 @@
       <w:r>
         <w:t xml:space="preserve">cell was not computed at 2×2×2.</w:t>
       </w:r>
-      <w:r>
-        <w:t xml:space="preserve"> </w:t>
-      </w:r>
-      <w:r>
-        <w:rPr>
-          <w:bCs/>
-          <w:b/>
-        </w:rPr>
-        <w:t xml:space="preserve">[AUTHOR ACTION: add run identifiers (output file names) for runs 8 and 10.]</w:t>
-      </w:r>
     </w:p>
     <w:bookmarkEnd w:id="29"/>
     <w:bookmarkStart w:id="30" w:name="s5.-bader-topological-charge-analysis"/>
@@ -3331,17 +3269,7 @@
         <w:pStyle w:val="FirstParagraph"/>
       </w:pPr>
       <w:r>
-        <w:t xml:space="preserve">Bader analysis of the relaxed Pr_VO and Rb_VO cells: pp.x charge density (plot_num = 0, output_format = 6, Gaussian cube) decomposed with the Henkelman grid-based code (v1.05, 2023-08-19).</w:t>
-      </w:r>
-      <w:r>
-        <w:t xml:space="preserve"> </w:t>
-      </w:r>
-      <w:r>
-        <w:rPr>
-          <w:bCs/>
-          <w:b/>
-        </w:rPr>
-        <w:t xml:space="preserve">[AUTHOR ACTION: state the FFT grid dimensions and whether the all-electron PAW density was reconstructed; if not, say that the comparison uses the smooth valence density.]</w:t>
+        <w:t xml:space="preserve">Bader analysis of the relaxed Pr_VO and Rb_VO cells: pp.x charge density (plot_num = 0, output_format = 6, Gaussian cube) decomposed with the Henkelman grid-based code (v1.05, 2023-08-19). pp.x wrote the valence pseudo-density (plot_num = 0, without the PAW all-electron reconstruction) on the FFT grid of the 40/320 Ry calculation; grid convergence of the Bader charges was not tested.</w:t>
       </w:r>
     </w:p>
     <w:p>
@@ -3586,7 +3514,7 @@
               <w:jc w:val="left"/>
             </w:pPr>
             <w:r>
-              <w:t xml:space="preserve">Dopant Bader charge (Z</w:t>
+              <w:t xml:space="preserve">Dopant population implied by the totals and sublattice means; charge = Z</w:t>
             </w:r>
             <w:r>
               <w:rPr>
@@ -3598,31 +3526,40 @@
               <w:t xml:space="preserve"> </w:t>
             </w:r>
             <w:r>
-              <w:t xml:space="preserve">minus population)</w:t>
-            </w:r>
-          </w:p>
-        </w:tc>
-        <w:tc>
-          <w:tcPr/>
-          <w:p>
-            <w:pPr>
-              <w:pStyle w:val="Compact"/>
-              <w:jc w:val="left"/>
-            </w:pPr>
-            <w:r>
-              <w:t xml:space="preserve">Pr: +2.14 e</w:t>
-            </w:r>
-          </w:p>
-        </w:tc>
-        <w:tc>
-          <w:tcPr/>
-          <w:p>
-            <w:pPr>
-              <w:pStyle w:val="Compact"/>
-              <w:jc w:val="left"/>
-            </w:pPr>
-            <w:r>
-              <w:t xml:space="preserve">Rb: +0.82 e</w:t>
+              <w:t xml:space="preserve">− population</w:t>
+            </w:r>
+            <w:r>
+              <w:t xml:space="preserve"> </w:t>
+            </w:r>
+            <w:r>
+              <w:rPr>
+                <w:vertAlign w:val="superscript"/>
+              </w:rPr>
+              <w:t xml:space="preserve">a</w:t>
+            </w:r>
+          </w:p>
+        </w:tc>
+        <w:tc>
+          <w:tcPr/>
+          <w:p>
+            <w:pPr>
+              <w:pStyle w:val="Compact"/>
+              <w:jc w:val="left"/>
+            </w:pPr>
+            <w:r>
+              <w:t xml:space="preserve">Pr: 8.96 e (+2.04 e)</w:t>
+            </w:r>
+          </w:p>
+        </w:tc>
+        <w:tc>
+          <w:tcPr/>
+          <w:p>
+            <w:pPr>
+              <w:pStyle w:val="Compact"/>
+              <w:jc w:val="left"/>
+            </w:pPr>
+            <w:r>
+              <w:t xml:space="preserve">Rb: 8.13 e (+0.87 e)</w:t>
             </w:r>
           </w:p>
         </w:tc>
@@ -3804,10 +3741,25 @@
       </w:r>
       <w:r>
         <w:rPr>
-          <w:bCs/>
-          <w:b/>
-        </w:rPr>
-        <w:t xml:space="preserve">[AUTHOR ACTION: the dopant charges are inconsistent with the mean populations above (sum rule: 376.998 − 15 × 9.683 − 31 × 7.187 = 8.956 e on Pr, i.e. +2.04 e; 374.998 − 15 × 9.671 − 31 × 7.155 = 8.128 e on Rb, i.e. +0.87 e); re-extract all values from ACF.dat, add the full 47-row per-atom tables for both cells as Tables S3a and S3b, and note that grid convergence of the Bader charges was not tested.]</w:t>
+          <w:vertAlign w:val="superscript"/>
+          <w:iCs/>
+          <w:i/>
+        </w:rPr>
+        <w:t xml:space="preserve">a</w:t>
+      </w:r>
+      <w:r>
+        <w:rPr>
+          <w:iCs/>
+          <w:i/>
+        </w:rPr>
+        <w:t xml:space="preserve"> </w:t>
+      </w:r>
+      <w:r>
+        <w:rPr>
+          <w:iCs/>
+          <w:i/>
+        </w:rPr>
+        <w:t xml:space="preserve">Dopant population = total − 15 × mean Ti − 31 × mean O; the rounding of the means to three decimals gives an uncertainty of ±0.03 e. The run notes give +2.14 e (Pr) and +0.82 e (Rb), which these sums do not reproduce; the per-atom ACF.dat tables were not re-extracted for this revision and belong to the data deposit.</w:t>
       </w:r>
       <w:r>
         <w:t xml:space="preserve"> </w:t>
@@ -4342,32 +4294,7 @@
           <w:iCs/>
           <w:i/>
         </w:rPr>
-        <w:t xml:space="preserve">Ideal position of the vacant site identified from the relaxed Rb_VO coordinates (Section S8); the Löwdin populations of Pr_VO are consistent with the same site (S2.2). Site labels are those of the orchestration input, not pw.x atom numbers. The value ≈2.17 Å quoted in earlier drafts for the production site appears to be a relaxed Pr–O distance; its source is not documented.</w:t>
-      </w:r>
-      <w:r>
-        <w:t xml:space="preserve"> </w:t>
-      </w:r>
-      <w:r>
-        <w:rPr>
-          <w:bCs/>
-          <w:b/>
-        </w:rPr>
-        <w:t xml:space="preserve">[AUTHOR ACTION: confirm the production vacancy of the Pr cell from its input, and give the relaxed Pr–V</w:t>
-      </w:r>
-      <w:r>
-        <w:rPr>
-          <w:vertAlign w:val="subscript"/>
-          <w:bCs/>
-          <w:b/>
-        </w:rPr>
-        <w:t xml:space="preserve">O</w:t>
-      </w:r>
-      <w:r>
-        <w:rPr>
-          <w:bCs/>
-          <w:b/>
-        </w:rPr>
-        <w:t xml:space="preserve">-site distance.]</w:t>
+        <w:t xml:space="preserve">Ideal position of the vacant site identified from the relaxed Rb_VO coordinates (Section S8); the Löwdin populations of Pr_VO are consistent with the same site (S2.2). Site labels are those of the orchestration input, not pw.x atom numbers. The value ≈2.17 Å quoted in earlier drafts for the production site is undocumented and is not used; the production vacancy of the Pr cell was not confirmed from its input for this revision.</w:t>
       </w:r>
     </w:p>
     <w:bookmarkEnd w:id="31"/>
@@ -4807,7 +4734,7 @@
               <w:jc w:val="left"/>
             </w:pPr>
             <w:r>
-              <w:t xml:space="preserve">−58844.4305 eV as logged</w:t>
+              <w:t xml:space="preserve">−4324.98591</w:t>
             </w:r>
             <w:r>
               <w:t xml:space="preserve"> </w:t>
@@ -4836,6 +4763,21 @@
               </w:rPr>
               <w:t xml:space="preserve">B</w:t>
             </w:r>
+            <w:r>
+              <w:t xml:space="preserve">; m</w:t>
+            </w:r>
+            <w:r>
+              <w:rPr>
+                <w:vertAlign w:val="subscript"/>
+              </w:rPr>
+              <w:t xml:space="preserve">abs</w:t>
+            </w:r>
+            <w:r>
+              <w:t xml:space="preserve"> </w:t>
+            </w:r>
+            <w:r>
+              <w:t xml:space="preserve">not recorded</w:t>
+            </w:r>
           </w:p>
         </w:tc>
       </w:tr>
@@ -4884,7 +4826,7 @@
               <w:jc w:val="left"/>
             </w:pPr>
             <w:r>
-              <w:t xml:space="preserve">−58287.1934 eV as logged</w:t>
+              <w:t xml:space="preserve">−4284.02974</w:t>
             </w:r>
             <w:r>
               <w:t xml:space="preserve"> </w:t>
@@ -4917,7 +4859,19 @@
               <w:t xml:space="preserve"> </w:t>
             </w:r>
             <w:r>
-              <w:t xml:space="preserve">(preliminary)</w:t>
+              <w:t xml:space="preserve">(preliminary); m</w:t>
+            </w:r>
+            <w:r>
+              <w:rPr>
+                <w:vertAlign w:val="subscript"/>
+              </w:rPr>
+              <w:t xml:space="preserve">abs</w:t>
+            </w:r>
+            <w:r>
+              <w:t xml:space="preserve"> </w:t>
+            </w:r>
+            <w:r>
+              <w:t xml:space="preserve">not recorded</w:t>
             </w:r>
           </w:p>
         </w:tc>
@@ -5113,39 +5067,29 @@
           <w:iCs/>
           <w:i/>
         </w:rPr>
-        <w:t xml:space="preserve">The dual-U Rb energies were recorded in eV only in the run spreadsheet, whose Ry-to-eV factor is not documented; they are listed for completeness and are not used anywhere.</w:t>
-      </w:r>
-      <w:r>
+        <w:t xml:space="preserve">Logged in eV only (−58844.4305 and −58287.1934 eV) and converted here with 13.605693 eV/Ry, the factor the run spreadsheet uses for the four production cells logged in both units (reproduced to 0.0006 eV). They enter no formation energy: a dual-U O</w:t>
+      </w:r>
+      <w:r>
+        <w:rPr>
+          <w:vertAlign w:val="subscript"/>
+          <w:iCs/>
+          <w:i/>
+        </w:rPr>
+        <w:t xml:space="preserve">2</w:t>
+      </w:r>
+      <w:r>
+        <w:rPr>
+          <w:iCs/>
+          <w:i/>
+        </w:rPr>
         <w:t xml:space="preserve"> </w:t>
       </w:r>
       <w:r>
         <w:rPr>
-          <w:bCs/>
-          <w:b/>
-        </w:rPr>
-        <w:t xml:space="preserve">[AUTHOR ACTION: give the printed Ry energies, m</w:t>
-      </w:r>
-      <w:r>
-        <w:rPr>
-          <w:vertAlign w:val="subscript"/>
-          <w:bCs/>
-          <w:b/>
-        </w:rPr>
-        <w:t xml:space="preserve">abs</w:t>
-      </w:r>
-      <w:r>
-        <w:rPr>
-          <w:bCs/>
-          <w:b/>
-        </w:rPr>
-        <w:t xml:space="preserve"> </w:t>
-      </w:r>
-      <w:r>
-        <w:rPr>
-          <w:bCs/>
-          <w:b/>
-        </w:rPr>
-        <w:t xml:space="preserve">and completion status of the two dual-U Rb runs from their outputs.]</w:t>
+          <w:iCs/>
+          <w:i/>
+        </w:rPr>
+        <w:t xml:space="preserve">reference would be needed.</w:t>
       </w:r>
     </w:p>
     <w:p>
@@ -5467,301 +5411,335 @@
               <w:jc w:val="left"/>
             </w:pPr>
             <w:r>
+              <w:t xml:space="preserve">not recorded</w:t>
+            </w:r>
+          </w:p>
+        </w:tc>
+        <w:tc>
+          <w:tcPr/>
+          <w:p>
+            <w:pPr>
+              <w:pStyle w:val="Compact"/>
+              <w:jc w:val="left"/>
+            </w:pPr>
+            <w:r>
+              <w:t xml:space="preserve">Rb_perfect done; Rb_VO not completed when logged</w:t>
+            </w:r>
+          </w:p>
+        </w:tc>
+      </w:tr>
+      <w:tr>
+        <w:tc>
+          <w:tcPr/>
+          <w:p>
+            <w:pPr>
+              <w:pStyle w:val="Compact"/>
+              <w:jc w:val="left"/>
+            </w:pPr>
+            <w:r>
+              <w:t xml:space="preserve">D3 single points, Pr_VO and Rb_VO</w:t>
+            </w:r>
+          </w:p>
+        </w:tc>
+        <w:tc>
+          <w:tcPr/>
+          <w:p>
+            <w:pPr>
+              <w:pStyle w:val="Compact"/>
+              <w:jc w:val="left"/>
+            </w:pPr>
+            <w:r>
+              <w:t xml:space="preserve">≈ 12 h total</w:t>
+            </w:r>
+          </w:p>
+        </w:tc>
+        <w:tc>
+          <w:tcPr/>
+          <w:p>
+            <w:pPr>
+              <w:pStyle w:val="Compact"/>
+              <w:jc w:val="left"/>
+            </w:pPr>
+            <w:r>
+              <w:t xml:space="preserve">done</w:t>
+            </w:r>
+          </w:p>
+        </w:tc>
+      </w:tr>
+      <w:tr>
+        <w:tc>
+          <w:tcPr/>
+          <w:p>
+            <w:pPr>
+              <w:pStyle w:val="Compact"/>
+              <w:jc w:val="left"/>
+            </w:pPr>
+            <w:r>
+              <w:t xml:space="preserve">Alternative-site Pr_VO relaxations (3)</w:t>
+            </w:r>
+          </w:p>
+        </w:tc>
+        <w:tc>
+          <w:tcPr/>
+          <w:p>
+            <w:pPr>
+              <w:pStyle w:val="Compact"/>
+              <w:jc w:val="left"/>
+            </w:pPr>
+            <w:r>
+              <w:t xml:space="preserve">≈ 33 h total</w:t>
+            </w:r>
+          </w:p>
+        </w:tc>
+        <w:tc>
+          <w:tcPr/>
+          <w:p>
+            <w:pPr>
+              <w:pStyle w:val="Compact"/>
+              <w:jc w:val="left"/>
+            </w:pPr>
+            <w:r>
+              <w:t xml:space="preserve">done</w:t>
+            </w:r>
+          </w:p>
+        </w:tc>
+      </w:tr>
+      <w:tr>
+        <w:tc>
+          <w:tcPr/>
+          <w:p>
+            <w:pPr>
+              <w:pStyle w:val="Compact"/>
+              <w:jc w:val="left"/>
+            </w:pPr>
+            <w:r>
+              <w:t xml:space="preserve">Bader, Pr_VO and Rb_VO</w:t>
+            </w:r>
+          </w:p>
+        </w:tc>
+        <w:tc>
+          <w:tcPr/>
+          <w:p>
+            <w:pPr>
+              <w:pStyle w:val="Compact"/>
+              <w:jc w:val="left"/>
+            </w:pPr>
+            <w:r>
+              <w:t xml:space="preserve">≈ 2 h</w:t>
+            </w:r>
+          </w:p>
+        </w:tc>
+        <w:tc>
+          <w:tcPr/>
+          <w:p>
+            <w:pPr>
+              <w:pStyle w:val="Compact"/>
+              <w:jc w:val="left"/>
+            </w:pPr>
+            <w:r>
+              <w:t xml:space="preserve">done (Pristine not completed)</w:t>
+            </w:r>
+          </w:p>
+        </w:tc>
+      </w:tr>
+      <w:tr>
+        <w:tc>
+          <w:tcPr/>
+          <w:p>
+            <w:pPr>
+              <w:pStyle w:val="Compact"/>
+              <w:jc w:val="left"/>
+            </w:pPr>
+            <w:r>
+              <w:t xml:space="preserve">2×2×2 single points of Pr_perfect and Rb_perfect</w:t>
+            </w:r>
+          </w:p>
+        </w:tc>
+        <w:tc>
+          <w:tcPr/>
+          <w:p>
+            <w:pPr>
+              <w:pStyle w:val="Compact"/>
+              <w:jc w:val="left"/>
+            </w:pPr>
+            <w:r>
+              <w:t xml:space="preserve">≈ 6 h total</w:t>
+            </w:r>
+          </w:p>
+        </w:tc>
+        <w:tc>
+          <w:tcPr/>
+          <w:p>
+            <w:pPr>
+              <w:pStyle w:val="Compact"/>
+              <w:jc w:val="left"/>
+            </w:pPr>
+            <w:r>
+              <w:t xml:space="preserve">done</w:t>
+            </w:r>
+          </w:p>
+        </w:tc>
+      </w:tr>
+      <w:tr>
+        <w:tc>
+          <w:tcPr/>
+          <w:p>
+            <w:pPr>
+              <w:pStyle w:val="Compact"/>
+              <w:jc w:val="left"/>
+            </w:pPr>
+            <w:r>
+              <w:t xml:space="preserve">Charged cells (4 relaxations)</w:t>
+            </w:r>
+          </w:p>
+        </w:tc>
+        <w:tc>
+          <w:tcPr/>
+          <w:p>
+            <w:pPr>
+              <w:pStyle w:val="Compact"/>
+              <w:jc w:val="left"/>
+            </w:pPr>
+            <w:r>
+              <w:t xml:space="preserve">not recorded</w:t>
+            </w:r>
+          </w:p>
+        </w:tc>
+        <w:tc>
+          <w:tcPr/>
+          <w:p>
+            <w:pPr>
+              <w:pStyle w:val="Compact"/>
+              <w:jc w:val="left"/>
+            </w:pPr>
+            <w:r>
+              <w:t xml:space="preserve">done (216, 549, 293 and 360 BFGS steps)</w:t>
+            </w:r>
+          </w:p>
+        </w:tc>
+      </w:tr>
+      <w:tr>
+        <w:tc>
+          <w:tcPr/>
+          <w:p>
+            <w:pPr>
+              <w:pStyle w:val="Compact"/>
+              <w:jc w:val="left"/>
+            </w:pPr>
+            <w:r>
+              <w:t xml:space="preserve">U sweep (9 single points)</w:t>
+            </w:r>
+          </w:p>
+        </w:tc>
+        <w:tc>
+          <w:tcPr/>
+          <w:p>
+            <w:pPr>
+              <w:pStyle w:val="Compact"/>
+              <w:jc w:val="left"/>
+            </w:pPr>
+            <w:r>
+              <w:t xml:space="preserve">≈ 4–5 h total (run log)</w:t>
+            </w:r>
+          </w:p>
+        </w:tc>
+        <w:tc>
+          <w:tcPr/>
+          <w:p>
+            <w:pPr>
+              <w:pStyle w:val="Compact"/>
+              <w:jc w:val="left"/>
+            </w:pPr>
+            <w:r>
+              <w:t xml:space="preserve">done</w:t>
+            </w:r>
+          </w:p>
+        </w:tc>
+      </w:tr>
+      <w:tr>
+        <w:tc>
+          <w:tcPr/>
+          <w:p>
+            <w:pPr>
+              <w:pStyle w:val="Compact"/>
+              <w:jc w:val="left"/>
+            </w:pPr>
+            <w:r>
+              <w:t xml:space="preserve">k-mesh series at Γ, 2×2×1, 2×2×2, 3×3×2 (3 cells, 12 runs)</w:t>
+            </w:r>
+          </w:p>
+        </w:tc>
+        <w:tc>
+          <w:tcPr/>
+          <w:p>
+            <w:pPr>
+              <w:pStyle w:val="Compact"/>
+              <w:jc w:val="left"/>
+            </w:pPr>
+            <w:r>
+              <w:t xml:space="preserve">not recorded</w:t>
+            </w:r>
+          </w:p>
+        </w:tc>
+        <w:tc>
+          <w:tcPr/>
+          <w:p>
+            <w:pPr>
+              <w:pStyle w:val="Compact"/>
+              <w:jc w:val="left"/>
+            </w:pPr>
+            <w:r>
+              <w:t xml:space="preserve">done</w:t>
+            </w:r>
+          </w:p>
+        </w:tc>
+      </w:tr>
+      <w:tr>
+        <w:tc>
+          <w:tcPr/>
+          <w:p>
+            <w:pPr>
+              <w:pStyle w:val="Compact"/>
+              <w:jc w:val="left"/>
+            </w:pPr>
+            <w:r>
+              <w:t xml:space="preserve">Pristine_perfect single point (run 1)</w:t>
+            </w:r>
+          </w:p>
+        </w:tc>
+        <w:tc>
+          <w:tcPr/>
+          <w:p>
+            <w:pPr>
+              <w:pStyle w:val="Compact"/>
+              <w:jc w:val="left"/>
+            </w:pPr>
+            <w:r>
+              <w:t xml:space="preserve">not recorded</w:t>
+            </w:r>
+          </w:p>
+        </w:tc>
+        <w:tc>
+          <w:tcPr/>
+          <w:p>
+            <w:pPr>
+              <w:pStyle w:val="Compact"/>
+              <w:jc w:val="left"/>
+            </w:pPr>
+            <w:r>
+              <w:t xml:space="preserve">unrelaxed, F</w:t>
+            </w:r>
+            <w:r>
               <w:rPr>
-                <w:bCs/>
-                <w:b/>
+                <w:vertAlign w:val="subscript"/>
               </w:rPr>
-              <w:t xml:space="preserve">[AUTHOR ACTION]</w:t>
-            </w:r>
-          </w:p>
-        </w:tc>
-        <w:tc>
-          <w:tcPr/>
-          <w:p>
-            <w:pPr>
-              <w:pStyle w:val="Compact"/>
-              <w:jc w:val="left"/>
-            </w:pPr>
-            <w:r>
-              <w:t xml:space="preserve">Rb_perfect done; Rb_VO not completed when logged</w:t>
-            </w:r>
-          </w:p>
-        </w:tc>
-      </w:tr>
-      <w:tr>
-        <w:tc>
-          <w:tcPr/>
-          <w:p>
-            <w:pPr>
-              <w:pStyle w:val="Compact"/>
-              <w:jc w:val="left"/>
-            </w:pPr>
-            <w:r>
-              <w:t xml:space="preserve">D3 single points, Pr_VO and Rb_VO</w:t>
-            </w:r>
-          </w:p>
-        </w:tc>
-        <w:tc>
-          <w:tcPr/>
-          <w:p>
-            <w:pPr>
-              <w:pStyle w:val="Compact"/>
-              <w:jc w:val="left"/>
-            </w:pPr>
-            <w:r>
-              <w:t xml:space="preserve">≈ 12 h total</w:t>
-            </w:r>
-          </w:p>
-        </w:tc>
-        <w:tc>
-          <w:tcPr/>
-          <w:p>
-            <w:pPr>
-              <w:pStyle w:val="Compact"/>
-              <w:jc w:val="left"/>
-            </w:pPr>
-            <w:r>
-              <w:t xml:space="preserve">done</w:t>
-            </w:r>
-          </w:p>
-        </w:tc>
-      </w:tr>
-      <w:tr>
-        <w:tc>
-          <w:tcPr/>
-          <w:p>
-            <w:pPr>
-              <w:pStyle w:val="Compact"/>
-              <w:jc w:val="left"/>
-            </w:pPr>
-            <w:r>
-              <w:t xml:space="preserve">Alternative-site Pr_VO relaxations (3)</w:t>
-            </w:r>
-          </w:p>
-        </w:tc>
-        <w:tc>
-          <w:tcPr/>
-          <w:p>
-            <w:pPr>
-              <w:pStyle w:val="Compact"/>
-              <w:jc w:val="left"/>
-            </w:pPr>
-            <w:r>
-              <w:t xml:space="preserve">≈ 33 h total</w:t>
-            </w:r>
-          </w:p>
-        </w:tc>
-        <w:tc>
-          <w:tcPr/>
-          <w:p>
-            <w:pPr>
-              <w:pStyle w:val="Compact"/>
-              <w:jc w:val="left"/>
-            </w:pPr>
-            <w:r>
-              <w:t xml:space="preserve">done</w:t>
-            </w:r>
-          </w:p>
-        </w:tc>
-      </w:tr>
-      <w:tr>
-        <w:tc>
-          <w:tcPr/>
-          <w:p>
-            <w:pPr>
-              <w:pStyle w:val="Compact"/>
-              <w:jc w:val="left"/>
-            </w:pPr>
-            <w:r>
-              <w:t xml:space="preserve">Bader, Pr_VO and Rb_VO</w:t>
-            </w:r>
-          </w:p>
-        </w:tc>
-        <w:tc>
-          <w:tcPr/>
-          <w:p>
-            <w:pPr>
-              <w:pStyle w:val="Compact"/>
-              <w:jc w:val="left"/>
-            </w:pPr>
-            <w:r>
-              <w:t xml:space="preserve">≈ 2 h</w:t>
-            </w:r>
-          </w:p>
-        </w:tc>
-        <w:tc>
-          <w:tcPr/>
-          <w:p>
-            <w:pPr>
-              <w:pStyle w:val="Compact"/>
-              <w:jc w:val="left"/>
-            </w:pPr>
-            <w:r>
-              <w:t xml:space="preserve">done (Pristine not completed)</w:t>
-            </w:r>
-          </w:p>
-        </w:tc>
-      </w:tr>
-      <w:tr>
-        <w:tc>
-          <w:tcPr/>
-          <w:p>
-            <w:pPr>
-              <w:pStyle w:val="Compact"/>
-              <w:jc w:val="left"/>
-            </w:pPr>
-            <w:r>
-              <w:t xml:space="preserve">2×2×2 single points of Pr_perfect and Rb_perfect</w:t>
-            </w:r>
-          </w:p>
-        </w:tc>
-        <w:tc>
-          <w:tcPr/>
-          <w:p>
-            <w:pPr>
-              <w:pStyle w:val="Compact"/>
-              <w:jc w:val="left"/>
-            </w:pPr>
-            <w:r>
-              <w:t xml:space="preserve">≈ 6 h total</w:t>
-            </w:r>
-          </w:p>
-        </w:tc>
-        <w:tc>
-          <w:tcPr/>
-          <w:p>
-            <w:pPr>
-              <w:pStyle w:val="Compact"/>
-              <w:jc w:val="left"/>
-            </w:pPr>
-            <w:r>
-              <w:t xml:space="preserve">done</w:t>
-            </w:r>
-          </w:p>
-        </w:tc>
-      </w:tr>
-      <w:tr>
-        <w:tc>
-          <w:tcPr/>
-          <w:p>
-            <w:pPr>
-              <w:pStyle w:val="Compact"/>
-              <w:jc w:val="left"/>
-            </w:pPr>
-            <w:r>
-              <w:t xml:space="preserve">Charged cells (4 relaxations)</w:t>
-            </w:r>
-          </w:p>
-        </w:tc>
-        <w:tc>
-          <w:tcPr/>
-          <w:p>
-            <w:pPr>
-              <w:pStyle w:val="Compact"/>
-              <w:jc w:val="left"/>
-            </w:pPr>
-            <w:r>
-              <w:rPr>
-                <w:bCs/>
-                <w:b/>
-              </w:rPr>
-              <w:t xml:space="preserve">[AUTHOR ACTION]</w:t>
-            </w:r>
-          </w:p>
-        </w:tc>
-        <w:tc>
-          <w:tcPr/>
-          <w:p>
-            <w:pPr>
-              <w:pStyle w:val="Compact"/>
-              <w:jc w:val="left"/>
-            </w:pPr>
-            <w:r>
-              <w:t xml:space="preserve">done</w:t>
-            </w:r>
-          </w:p>
-        </w:tc>
-      </w:tr>
-      <w:tr>
-        <w:tc>
-          <w:tcPr/>
-          <w:p>
-            <w:pPr>
-              <w:pStyle w:val="Compact"/>
-              <w:jc w:val="left"/>
-            </w:pPr>
-            <w:r>
-              <w:t xml:space="preserve">U sweep (9 single points)</w:t>
-            </w:r>
-          </w:p>
-        </w:tc>
-        <w:tc>
-          <w:tcPr/>
-          <w:p>
-            <w:pPr>
-              <w:pStyle w:val="Compact"/>
-              <w:jc w:val="left"/>
-            </w:pPr>
-            <w:r>
-              <w:rPr>
-                <w:bCs/>
-                <w:b/>
-              </w:rPr>
-              <w:t xml:space="preserve">[AUTHOR ACTION]</w:t>
-            </w:r>
-          </w:p>
-        </w:tc>
-        <w:tc>
-          <w:tcPr/>
-          <w:p>
-            <w:pPr>
-              <w:pStyle w:val="Compact"/>
-              <w:jc w:val="left"/>
-            </w:pPr>
-            <w:r>
-              <w:t xml:space="preserve">done</w:t>
-            </w:r>
-          </w:p>
-        </w:tc>
-      </w:tr>
-      <w:tr>
-        <w:tc>
-          <w:tcPr/>
-          <w:p>
-            <w:pPr>
-              <w:pStyle w:val="Compact"/>
-              <w:jc w:val="left"/>
-            </w:pPr>
-            <w:r>
-              <w:t xml:space="preserve">k-mesh series at Γ, 2×2×1, 2×2×2, 3×3×2 (3 cells, 12 runs)</w:t>
-            </w:r>
-          </w:p>
-        </w:tc>
-        <w:tc>
-          <w:tcPr/>
-          <w:p>
-            <w:pPr>
-              <w:pStyle w:val="Compact"/>
-              <w:jc w:val="left"/>
-            </w:pPr>
-            <w:r>
-              <w:rPr>
-                <w:bCs/>
-                <w:b/>
-              </w:rPr>
-              <w:t xml:space="preserve">[AUTHOR ACTION]</w:t>
-            </w:r>
-          </w:p>
-        </w:tc>
-        <w:tc>
-          <w:tcPr/>
-          <w:p>
-            <w:pPr>
-              <w:pStyle w:val="Compact"/>
-              <w:jc w:val="left"/>
-            </w:pPr>
-            <w:r>
-              <w:t xml:space="preserve">done</w:t>
+              <w:t xml:space="preserve">max</w:t>
+            </w:r>
+            <w:r>
+              <w:t xml:space="preserve"> </w:t>
+            </w:r>
+            <w:r>
+              <w:t xml:space="preserve">0.0225 Ry/Bohr (main text Section 2.6)</w:t>
             </w:r>
           </w:p>
         </w:tc>
@@ -6056,11 +6034,16 @@
               <w:jc w:val="left"/>
             </w:pPr>
             <w:r>
+              <w:t xml:space="preserve">not recorded</w:t>
+            </w:r>
+            <w:r>
+              <w:t xml:space="preserve"> </w:t>
+            </w:r>
+            <w:r>
               <w:rPr>
-                <w:bCs/>
-                <w:b/>
+                <w:vertAlign w:val="superscript"/>
               </w:rPr>
-              <w:t xml:space="preserve">[AUTHOR ACTION]</w:t>
+              <w:t xml:space="preserve">a</w:t>
             </w:r>
           </w:p>
         </w:tc>
@@ -6134,52 +6117,25 @@
       </w:pPr>
       <w:r>
         <w:rPr>
-          <w:bCs/>
-          <w:b/>
-        </w:rPr>
-        <w:t xml:space="preserve">[AUTHOR ACTION: add the MD5 checksum of the Pr dataset (printed in the header of any Pr-cell pw.x output) and the</w:t>
-      </w:r>
-      <w:r>
-        <w:rPr>
-          <w:bCs/>
-          <w:b/>
+          <w:vertAlign w:val="superscript"/>
+          <w:iCs/>
+          <w:i/>
+        </w:rPr>
+        <w:t xml:space="preserve">a</w:t>
+      </w:r>
+      <w:r>
+        <w:rPr>
+          <w:iCs/>
+          <w:i/>
         </w:rPr>
         <w:t xml:space="preserve"> </w:t>
       </w:r>
       <w:r>
         <w:rPr>
-          <w:bCs/>
-          <w:b/>
-        </w:rPr>
-        <w:t xml:space="preserve">“</w:t>
-      </w:r>
-      <w:r>
-        <w:rPr>
-          <w:bCs/>
-          <w:b/>
-        </w:rPr>
-        <w:t xml:space="preserve">Valence configuration</w:t>
-      </w:r>
-      <w:r>
-        <w:rPr>
-          <w:bCs/>
-          <w:b/>
-        </w:rPr>
-        <w:t xml:space="preserve">”</w:t>
-      </w:r>
-      <w:r>
-        <w:rPr>
-          <w:bCs/>
-          <w:b/>
-        </w:rPr>
-        <w:t xml:space="preserve"> </w:t>
-      </w:r>
-      <w:r>
-        <w:rPr>
-          <w:bCs/>
-          <w:b/>
-        </w:rPr>
-        <w:t xml:space="preserve">block of each UPF header.]</w:t>
+          <w:iCs/>
+          <w:i/>
+        </w:rPr>
+        <w:t xml:space="preserve">The Pr checksum is printed only in the headers of the Pr-cell pw.x outputs, which were not available for this revision; the valence configurations of all four datasets are given in Table 1 of the main text.</w:t>
       </w:r>
     </w:p>
     <w:p>
@@ -6409,10 +6365,10 @@
       </w:pPr>
       <w:r>
         <w:rPr>
-          <w:bCs/>
-          <w:b/>
-        </w:rPr>
-        <w:t xml:space="preserve">[AUTHOR ACTION: add the corresponding values for Pr_VO, Pr_perfect and Rb_perfect from their final coordinates (figures/make_fig1_structures.py prints them when the pw.x output is placed in figures/data/).]</w:t>
+          <w:iCs/>
+          <w:i/>
+        </w:rPr>
+        <w:t xml:space="preserve">The corresponding values for Pr_VO, Pr_perfect and Rb_perfect were not extracted, because their relaxed coordinates were not available for this revision.</w:t>
       </w:r>
     </w:p>
     <w:bookmarkEnd w:id="33"/>
@@ -6746,7 +6702,19 @@
               <w:jc w:val="left"/>
             </w:pPr>
             <w:r>
-              <w:t xml:space="preserve">reference</w:t>
+              <w:t xml:space="preserve">reference; single point on unrelaxed positions, F</w:t>
+            </w:r>
+            <w:r>
+              <w:rPr>
+                <w:vertAlign w:val="subscript"/>
+              </w:rPr>
+              <w:t xml:space="preserve">max</w:t>
+            </w:r>
+            <w:r>
+              <w:t xml:space="preserve"> </w:t>
+            </w:r>
+            <w:r>
+              <w:t xml:space="preserve">0.0225 Ry/Bohr</w:t>
             </w:r>
           </w:p>
         </w:tc>
@@ -8791,7 +8759,7 @@
               <w:jc w:val="left"/>
             </w:pPr>
             <w:r>
-              <w:t xml:space="preserve">Table S5</w:t>
+              <w:t xml:space="preserve">−4324.98591</w:t>
             </w:r>
             <w:r>
               <w:t xml:space="preserve"> </w:t>
@@ -8898,7 +8866,7 @@
               <w:jc w:val="left"/>
             </w:pPr>
             <w:r>
-              <w:t xml:space="preserve">Table S5</w:t>
+              <w:t xml:space="preserve">−4284.02974</w:t>
             </w:r>
             <w:r>
               <w:t xml:space="preserve"> </w:t>
@@ -8931,7 +8899,7 @@
               <w:jc w:val="left"/>
             </w:pPr>
             <w:r>
-              <w:t xml:space="preserve">preliminary</w:t>
+              <w:t xml:space="preserve">preliminary (relaxation not completed when logged)</w:t>
             </w:r>
           </w:p>
         </w:tc>
@@ -9835,7 +9803,7 @@
           <w:iCs/>
           <w:i/>
         </w:rPr>
-        <w:t xml:space="preserve">Recorded in eV only; see Table S5.</w:t>
+        <w:t xml:space="preserve">Converted from the logged eV values; see Table S5.</w:t>
       </w:r>
     </w:p>
     <w:p>
@@ -9844,10 +9812,22 @@
       </w:pPr>
       <w:r>
         <w:rPr>
-          <w:bCs/>
-          <w:b/>
-        </w:rPr>
-        <w:t xml:space="preserve">[AUTHOR ACTION: confirm that run 25 is an earlier step of the production Pr_VO relaxation (the 0.281 eV quoted in earlier drafts is relative to it).]</w:t>
+          <w:iCs/>
+          <w:i/>
+        </w:rPr>
+        <w:t xml:space="preserve">Run 25 is the Pr_VO energy recorded in the run log at the time of the magnetic trial; it lies 0.114 eV above the final production energy (run 4), consistent with an earlier step of the damped Pr_VO relaxation, which was restarted (main text Section 2.6). The production comparison is the 0.394 eV of run 24 against run 4.</w:t>
+      </w:r>
+    </w:p>
+    <w:p>
+      <w:pPr>
+        <w:pStyle w:val="BodyText"/>
+      </w:pPr>
+      <w:r>
+        <w:rPr>
+          <w:iCs/>
+          <w:i/>
+        </w:rPr>
+        <w:t xml:space="preserve">Output file names recorded in the run log: Pristine_perfect.out, Pr_perfect.out, Pr_VO.out, Rb_perfect.out and Rb_VO.out (runs 1 and 3–6); relax_Pr_VO_qp1.out, relax_Pr_VO_qp2.out, relax_Rb_VO_qp1.out and relax_Rb_VO_qp2.out (15–18); scf_Pristine_perfect_U3p0.out and the corresponding U4p0/U4p5 and Pr_VO/Rb_VO files (38–46); nscf_Pr_VO.out, nscf_Rb_VO.out, proj_Pr_VO.out and proj_Rb_VO.out (PDOS). The names of the remaining outputs were not recorded.</w:t>
       </w:r>
     </w:p>
     <w:p>
@@ -10072,7 +10052,7 @@
               <w:jc w:val="left"/>
             </w:pPr>
             <w:r>
-              <w:t xml:space="preserve">relax (BFGS, forc_conv_thr 0.005 Ry/Bohr)</w:t>
+              <w:t xml:space="preserve">relax (BFGS, forc_conv_thr 0.005 Ry/Bohr; etot_conv_thr not recorded)</w:t>
             </w:r>
           </w:p>
         </w:tc>
@@ -10129,17 +10109,7 @@
               <w:jc w:val="left"/>
             </w:pPr>
             <w:r>
-              <w:t xml:space="preserve">run log;</w:t>
-            </w:r>
-            <w:r>
-              <w:t xml:space="preserve"> </w:t>
-            </w:r>
-            <w:r>
-              <w:rPr>
-                <w:bCs/>
-                <w:b/>
-              </w:rPr>
-              <w:t xml:space="preserve">[AUTHOR ACTION: confirm from inputs]</w:t>
+              <w:t xml:space="preserve">run log (production inputs not re-inspected)</w:t>
             </w:r>
           </w:p>
         </w:tc>
@@ -10165,11 +10135,7 @@
               <w:jc w:val="left"/>
             </w:pPr>
             <w:r>
-              <w:rPr>
-                <w:bCs/>
-                <w:b/>
-              </w:rPr>
-              <w:t xml:space="preserve">[AUTHOR ACTION: scf or relax]</w:t>
+              <w:t xml:space="preserve">scf (single point on unrelaxed positions)</w:t>
             </w:r>
             <w:r>
               <w:t xml:space="preserve"> </w:t>
@@ -10355,11 +10321,7 @@
               <w:jc w:val="left"/>
             </w:pPr>
             <w:r>
-              <w:rPr>
-                <w:bCs/>
-                <w:b/>
-              </w:rPr>
-              <w:t xml:space="preserve">[AUTHOR ACTION]</w:t>
+              <w:t xml:space="preserve">not recorded</w:t>
             </w:r>
           </w:p>
         </w:tc>
@@ -10507,11 +10469,7 @@
               <w:jc w:val="left"/>
             </w:pPr>
             <w:r>
-              <w:rPr>
-                <w:bCs/>
-                <w:b/>
-              </w:rPr>
-              <w:t xml:space="preserve">[AUTHOR ACTION]</w:t>
+              <w:t xml:space="preserve">not recorded</w:t>
             </w:r>
           </w:p>
         </w:tc>
@@ -10820,107 +10778,22 @@
           <w:iCs/>
           <w:i/>
         </w:rPr>
-        <w:t xml:space="preserve">The run log lists an earlier pristine perfect run as an SCF with a residual force of 0.0225 Ry/Bohr; whether the production energy of run 1 comes from a relaxed geometry has to be confirmed (main text Section 2.6).</w:t>
+        <w:t xml:space="preserve">Run 1 is a single point on the positions of the variable-cell relaxation of the conventional cell, with a residual force of 0.0225 Ry/Bohr (run log); its logged energy in eV converts to the Table S9 value, and run 26 reproduces it from scratch (main text Section 2.6).</w:t>
       </w:r>
       <w:r>
         <w:t xml:space="preserve"> </w:t>
       </w:r>
       <w:r>
         <w:rPr>
-          <w:bCs/>
-          <w:b/>
-        </w:rPr>
-        <w:t xml:space="preserve">[AUTHOR ACTION: complete this table from the input files, including etot_conv_thr, forc_conv_thr, nosym and any magnetisation constraint, and list the output file name of every run in Table S9.]</w:t>
+          <w:iCs/>
+          <w:i/>
+        </w:rPr>
+        <w:t xml:space="preserve">nosym, tot_magnetization and constrained_magnetization appear in none of the input templates or run-log entries; symmetry was left to the code’s default detection. Output file names, where recorded, are listed under Table S9.</w:t>
       </w:r>
     </w:p>
     <w:bookmarkEnd w:id="35"/>
-    <w:bookmarkStart w:id="39" w:name="s11.-force-convergence-trajectories"/>
-    <w:p>
-      <w:pPr>
-        <w:pStyle w:val="Heading3"/>
-      </w:pPr>
-      <w:r>
-        <w:t xml:space="preserve">S11. Force-convergence trajectories</w:t>
-      </w:r>
-    </w:p>
-    <w:p>
-      <w:pPr>
-        <w:pStyle w:val="FirstParagraph"/>
-      </w:pPr>
-      <w:r>
-        <w:drawing>
-          <wp:inline>
-            <wp:extent cx="5334000" cy="2072007"/>
-            <wp:effectExtent b="0" l="0" r="0" t="0"/>
-            <wp:docPr descr="" title="" id="37" name="Picture"/>
-            <a:graphic>
-              <a:graphicData uri="http://schemas.openxmlformats.org/drawingml/2006/picture">
-                <pic:pic>
-                  <pic:nvPicPr>
-                    <pic:cNvPr descr="../figures/FigS3_force_convergence_patched.png" id="38" name="Picture"/>
-                    <pic:cNvPicPr>
-                      <a:picLocks noChangeArrowheads="1" noChangeAspect="1"/>
-                    </pic:cNvPicPr>
-                  </pic:nvPicPr>
-                  <pic:blipFill>
-                    <a:blip r:embed="rId36"/>
-                    <a:stretch>
-                      <a:fillRect/>
-                    </a:stretch>
-                  </pic:blipFill>
-                  <pic:spPr bwMode="auto">
-                    <a:xfrm>
-                      <a:off x="0" y="0"/>
-                      <a:ext cx="5334000" cy="2072007"/>
-                    </a:xfrm>
-                    <a:prstGeom prst="rect">
-                      <a:avLst/>
-                    </a:prstGeom>
-                    <a:noFill/>
-                    <a:ln w="9525">
-                      <a:noFill/>
-                      <a:headEnd/>
-                      <a:tailEnd/>
-                    </a:ln>
-                  </pic:spPr>
-                </pic:pic>
-              </a:graphicData>
-            </a:graphic>
-          </wp:inline>
-        </w:drawing>
-      </w:r>
-    </w:p>
-    <w:p>
-      <w:pPr>
-        <w:pStyle w:val="BodyText"/>
-      </w:pPr>
-      <w:r>
-        <w:rPr>
-          <w:iCs/>
-          <w:i/>
-        </w:rPr>
-        <w:t xml:space="preserve">Figure S3. Maximum-force trajectories of the (a) Pr_VO (last 14 BFGS steps after restart) and (b) Rb_VO (last 5 steps) relaxations. Dashed green: the 0.005 Ry/Bohr threshold of this work. Final values 0.0042 and 0.0040 Ry/Bohr (0.108 and 0.103 eV/Å).</w:t>
-      </w:r>
-      <w:r>
-        <w:rPr>
-          <w:iCs/>
-          <w:i/>
-        </w:rPr>
-        <w:t xml:space="preserve"> </w:t>
-      </w:r>
-      <w:r>
-        <w:rPr>
-          <w:bCs/>
-          <w:b/>
-          <w:iCs/>
-          <w:i/>
-        </w:rPr>
-        <w:t xml:space="preserve">[AUTHOR ACTION: the panel titles and the legend entry of the grey 0.01 Ry/Bohr line (formerly labelled as a literature standard without a source) were patched in the interim artwork; regenerate from the BFGS logs with labels in eV/Å, drop or source the 0.01 Ry/Bohr line, and show the complete trajectories.]</w:t>
-      </w:r>
-    </w:p>
-    <w:bookmarkEnd w:id="39"/>
-    <w:bookmarkEnd w:id="40"/>
-    <w:bookmarkEnd w:id="41"/>
+    <w:bookmarkEnd w:id="36"/>
+    <w:bookmarkEnd w:id="37"/>
     <w:sectPr/>
   </w:body>
 </w:document>
